--- a/verbale_esame_finale_1_PNRR.docx
+++ b/verbale_esame_finale_1_PNRR.docx
@@ -1741,70 +1741,19 @@
         <w:pStyle w:val="Normal"/>
         <w:tabs>
           <w:tab w:val="clear" w:pos="708"/>
-          <w:tab w:val="left" w:pos="5103" w:leader="none"/>
-        </w:tabs>
-        <w:bidi w:val="0"/>
-        <w:ind w:hanging="0" w:start="0" w:end="0"/>
-        <w:rPr>
-          <w:rFonts w:ascii="Arial" w:hAnsi="Arial" w:cs="Arial"/>
-          <w:sz w:val="22"/>
-          <w:szCs w:val="22"/>
-        </w:rPr>
-      </w:pPr>
-      <w:r>
-        <w:rPr>
-          <w:rFonts w:cs="Arial" w:ascii="Arial" w:hAnsi="Arial"/>
-          <w:sz w:val="22"/>
-          <w:szCs w:val="22"/>
-        </w:rPr>
-        <w:tab/>
-        <w:t>LA COMMISSIONE</w:t>
-      </w:r>
-    </w:p>
-    <w:p>
-      <w:pPr>
-        <w:pStyle w:val="Normal"/>
-        <w:tabs>
-          <w:tab w:val="clear" w:pos="708"/>
-          <w:tab w:val="left" w:pos="5103" w:leader="none"/>
-        </w:tabs>
-        <w:bidi w:val="0"/>
-        <w:ind w:hanging="0" w:start="0" w:end="0"/>
-        <w:rPr>
-          <w:rFonts w:ascii="Arial" w:hAnsi="Arial" w:cs="Arial"/>
-          <w:sz w:val="22"/>
-          <w:szCs w:val="22"/>
-        </w:rPr>
-      </w:pPr>
-      <w:r>
-        <w:rPr>
-          <w:rFonts w:cs="Arial" w:ascii="Arial" w:hAnsi="Arial"/>
-          <w:sz w:val="22"/>
-          <w:szCs w:val="22"/>
-        </w:rPr>
-      </w:r>
-    </w:p>
-    <w:p>
-      <w:pPr>
-        <w:pStyle w:val="Normal"/>
-        <w:tabs>
-          <w:tab w:val="clear" w:pos="708"/>
-          <w:tab w:val="left" w:pos="5103" w:leader="none"/>
-        </w:tabs>
-        <w:bidi w:val="0"/>
-        <w:spacing w:lineRule="auto" w:line="480"/>
-        <w:ind w:hanging="0" w:start="0" w:end="0"/>
-        <w:rPr>
-          <w:rFonts w:ascii="Arial" w:hAnsi="Arial" w:cs="Arial"/>
-          <w:sz w:val="22"/>
-          <w:szCs w:val="22"/>
-        </w:rPr>
-      </w:pPr>
-      <w:r>
-        <w:rPr>
-          <w:rFonts w:cs="Arial" w:ascii="Arial" w:hAnsi="Arial"/>
-          <w:b/>
-          <w:bCs/>
+          <w:tab w:val="left" w:pos="4320" w:leader="none"/>
+        </w:tabs>
+        <w:bidi w:val="0"/>
+        <w:ind w:hanging="0" w:start="0" w:end="0"/>
+        <w:rPr>
+          <w:rFonts w:ascii="Arial" w:hAnsi="Arial" w:cs="Arial"/>
+          <w:sz w:val="22"/>
+          <w:szCs w:val="22"/>
+        </w:rPr>
+      </w:pPr>
+      <w:r>
+        <w:rPr>
+          <w:rFonts w:cs="Arial" w:ascii="Arial" w:hAnsi="Arial"/>
           <w:sz w:val="22"/>
           <w:szCs w:val="22"/>
         </w:rPr>
@@ -1818,6 +1767,60 @@
           <w:sz w:val="22"/>
           <w:szCs w:val="22"/>
         </w:rPr>
+        <w:t>LA COMMISSIONE</w:t>
+      </w:r>
+    </w:p>
+    <w:p>
+      <w:pPr>
+        <w:pStyle w:val="Normal"/>
+        <w:tabs>
+          <w:tab w:val="clear" w:pos="708"/>
+          <w:tab w:val="left" w:pos="4320" w:leader="none"/>
+        </w:tabs>
+        <w:bidi w:val="0"/>
+        <w:ind w:hanging="0" w:start="0" w:end="0"/>
+        <w:rPr>
+          <w:rFonts w:ascii="Arial" w:hAnsi="Arial" w:cs="Arial"/>
+          <w:b w:val="false"/>
+          <w:bCs w:val="false"/>
+          <w:sz w:val="22"/>
+          <w:szCs w:val="22"/>
+        </w:rPr>
+      </w:pPr>
+      <w:r>
+        <w:rPr>
+          <w:rFonts w:cs="Arial" w:ascii="Arial" w:hAnsi="Arial"/>
+          <w:b w:val="false"/>
+          <w:bCs w:val="false"/>
+          <w:sz w:val="22"/>
+          <w:szCs w:val="22"/>
+        </w:rPr>
+      </w:r>
+    </w:p>
+    <w:p>
+      <w:pPr>
+        <w:pStyle w:val="Normal"/>
+        <w:tabs>
+          <w:tab w:val="clear" w:pos="708"/>
+          <w:tab w:val="left" w:pos="4320" w:leader="none"/>
+        </w:tabs>
+        <w:bidi w:val="0"/>
+        <w:spacing w:lineRule="auto" w:line="480"/>
+        <w:ind w:hanging="0" w:start="0" w:end="0"/>
+        <w:rPr>
+          <w:b w:val="false"/>
+          <w:bCs w:val="false"/>
+        </w:rPr>
+      </w:pPr>
+      <w:r>
+        <w:rPr>
+          <w:rFonts w:cs="Arial" w:ascii="Arial" w:hAnsi="Arial"/>
+          <w:b w:val="false"/>
+          <w:bCs w:val="false"/>
+          <w:sz w:val="22"/>
+          <w:szCs w:val="22"/>
+        </w:rPr>
+        <w:tab/>
         <w:t xml:space="preserve">Il Presidente: {{presidente}} </w:t>
         <w:br/>
         <w:tab/>
@@ -1829,7 +1832,7 @@
         <w:pStyle w:val="Normal"/>
         <w:tabs>
           <w:tab w:val="clear" w:pos="708"/>
-          <w:tab w:val="left" w:pos="5103" w:leader="none"/>
+          <w:tab w:val="left" w:pos="4320" w:leader="none"/>
         </w:tabs>
         <w:bidi w:val="0"/>
         <w:spacing w:lineRule="auto" w:line="480"/>
@@ -2588,7 +2591,7 @@
         <w:pStyle w:val="Normal"/>
         <w:tabs>
           <w:tab w:val="clear" w:pos="708"/>
-          <w:tab w:val="left" w:pos="5103" w:leader="none"/>
+          <w:tab w:val="left" w:pos="4320" w:leader="none"/>
         </w:tabs>
         <w:bidi w:val="0"/>
         <w:ind w:hanging="0" w:start="0" w:end="0"/>
@@ -2605,6 +2608,15 @@
           <w:szCs w:val="22"/>
         </w:rPr>
         <w:tab/>
+      </w:r>
+      <w:r>
+        <w:rPr>
+          <w:rFonts w:cs="Arial" w:ascii="Arial" w:hAnsi="Arial"/>
+          <w:b w:val="false"/>
+          <w:bCs w:val="false"/>
+          <w:sz w:val="22"/>
+          <w:szCs w:val="22"/>
+        </w:rPr>
         <w:t>LA COMMISSIONE</w:t>
       </w:r>
     </w:p>
@@ -2613,19 +2625,23 @@
         <w:pStyle w:val="Normal"/>
         <w:tabs>
           <w:tab w:val="clear" w:pos="708"/>
-          <w:tab w:val="left" w:pos="5103" w:leader="none"/>
-        </w:tabs>
-        <w:bidi w:val="0"/>
-        <w:ind w:hanging="0" w:start="0" w:end="0"/>
-        <w:rPr>
-          <w:rFonts w:ascii="Arial" w:hAnsi="Arial" w:cs="Arial"/>
-          <w:sz w:val="22"/>
-          <w:szCs w:val="22"/>
-        </w:rPr>
-      </w:pPr>
-      <w:r>
-        <w:rPr>
-          <w:rFonts w:cs="Arial" w:ascii="Arial" w:hAnsi="Arial"/>
+          <w:tab w:val="left" w:pos="4320" w:leader="none"/>
+        </w:tabs>
+        <w:bidi w:val="0"/>
+        <w:ind w:hanging="0" w:start="0" w:end="0"/>
+        <w:rPr>
+          <w:rFonts w:ascii="Arial" w:hAnsi="Arial" w:cs="Arial"/>
+          <w:b w:val="false"/>
+          <w:bCs w:val="false"/>
+          <w:sz w:val="22"/>
+          <w:szCs w:val="22"/>
+        </w:rPr>
+      </w:pPr>
+      <w:r>
+        <w:rPr>
+          <w:rFonts w:cs="Arial" w:ascii="Arial" w:hAnsi="Arial"/>
+          <w:b w:val="false"/>
+          <w:bCs w:val="false"/>
           <w:sz w:val="22"/>
           <w:szCs w:val="22"/>
         </w:rPr>
@@ -2636,33 +2652,25 @@
         <w:pStyle w:val="Normal"/>
         <w:tabs>
           <w:tab w:val="clear" w:pos="708"/>
-          <w:tab w:val="left" w:pos="5103" w:leader="none"/>
+          <w:tab w:val="left" w:pos="4320" w:leader="none"/>
         </w:tabs>
         <w:bidi w:val="0"/>
         <w:spacing w:lineRule="auto" w:line="480"/>
         <w:ind w:hanging="0" w:start="0" w:end="0"/>
         <w:rPr>
-          <w:rFonts w:ascii="Arial" w:hAnsi="Arial" w:cs="Arial"/>
-          <w:sz w:val="22"/>
-          <w:szCs w:val="22"/>
-        </w:rPr>
-      </w:pPr>
-      <w:r>
-        <w:rPr>
-          <w:rFonts w:cs="Arial" w:ascii="Arial" w:hAnsi="Arial"/>
-          <w:b/>
-          <w:bCs/>
+          <w:b w:val="false"/>
+          <w:bCs w:val="false"/>
+        </w:rPr>
+      </w:pPr>
+      <w:r>
+        <w:rPr>
+          <w:rFonts w:cs="Arial" w:ascii="Arial" w:hAnsi="Arial"/>
+          <w:b w:val="false"/>
+          <w:bCs w:val="false"/>
           <w:sz w:val="22"/>
           <w:szCs w:val="22"/>
         </w:rPr>
         <w:tab/>
-      </w:r>
-      <w:r>
-        <w:rPr>
-          <w:rFonts w:cs="Arial" w:ascii="Arial" w:hAnsi="Arial"/>
-          <w:sz w:val="22"/>
-          <w:szCs w:val="22"/>
-        </w:rPr>
         <w:t>Il Presidente: {{presidente}}</w:t>
         <w:br/>
         <w:tab/>
@@ -2675,7 +2683,7 @@
         <w:widowControl/>
         <w:tabs>
           <w:tab w:val="clear" w:pos="708"/>
-          <w:tab w:val="left" w:pos="5103" w:leader="none"/>
+          <w:tab w:val="left" w:pos="4320" w:leader="none"/>
         </w:tabs>
         <w:bidi w:val="0"/>
         <w:spacing w:lineRule="auto" w:line="480"/>
@@ -2683,14 +2691,15 @@
         <w:jc w:val="start"/>
         <w:textAlignment w:val="auto"/>
         <w:rPr>
-          <w:rFonts w:ascii="Arial" w:hAnsi="Arial" w:cs="Arial"/>
-          <w:sz w:val="22"/>
-          <w:szCs w:val="22"/>
-        </w:rPr>
-      </w:pPr>
-      <w:r>
-        <w:rPr>
-          <w:rFonts w:cs="Arial" w:ascii="Arial" w:hAnsi="Arial"/>
+          <w:b w:val="false"/>
+          <w:bCs w:val="false"/>
+        </w:rPr>
+      </w:pPr>
+      <w:r>
+        <w:rPr>
+          <w:rFonts w:cs="Arial" w:ascii="Arial" w:hAnsi="Arial"/>
+          <w:b w:val="false"/>
+          <w:bCs w:val="false"/>
           <w:sz w:val="22"/>
           <w:szCs w:val="22"/>
         </w:rPr>
@@ -3346,7 +3355,9 @@
                             </w:rPr>
                           </w:pPr>
                           <w:r>
-                            <w:rPr/>
+                            <w:rPr>
+                              <w:color w:val="000000"/>
+                            </w:rPr>
                           </w:r>
                         </w:p>
                       </w:txbxContent>
@@ -3377,7 +3388,9 @@
                       </w:rPr>
                     </w:pPr>
                     <w:r>
-                      <w:rPr/>
+                      <w:rPr>
+                        <w:color w:val="000000"/>
+                      </w:rPr>
                     </w:r>
                   </w:p>
                 </w:txbxContent>
@@ -3455,7 +3468,9 @@
                             </w:rPr>
                           </w:pPr>
                           <w:r>
-                            <w:rPr/>
+                            <w:rPr>
+                              <w:color w:val="000000"/>
+                            </w:rPr>
                           </w:r>
                         </w:p>
                       </w:txbxContent>
@@ -3486,7 +3501,9 @@
                       </w:rPr>
                     </w:pPr>
                     <w:r>
-                      <w:rPr/>
+                      <w:rPr>
+                        <w:color w:val="000000"/>
+                      </w:rPr>
                     </w:r>
                   </w:p>
                 </w:txbxContent>
